--- a/supplementary/declaration_competing_interests.docx
+++ b/supplementary/declaration_competing_interests.docx
@@ -3,10 +3,6 @@
 <w:document xmlns:wpc="http://schemas.microsoft.com/office/word/2010/wordprocessingCanvas" xmlns:mo="http://schemas.microsoft.com/office/mac/office/2008/main" xmlns:mc="http://schemas.openxmlformats.org/markup-compatibility/2006" xmlns:mv="urn:schemas-microsoft-com:mac:vml" xmlns:o="urn:schemas-microsoft-com:office:office" xmlns:r="http://schemas.openxmlformats.org/officeDocument/2006/relationships" xmlns:m="http://schemas.openxmlformats.org/officeDocument/2006/math" xmlns:v="urn:schemas-microsoft-com:vml" xmlns:wp14="http://schemas.microsoft.com/office/word/2010/wordprocessingDrawing" xmlns:wp="http://schemas.openxmlformats.org/drawingml/2006/wordprocessingDrawing" xmlns:w10="urn:schemas-microsoft-com:office:word" xmlns:w="http://schemas.openxmlformats.org/wordprocessingml/2006/main" xmlns:w14="http://schemas.microsoft.com/office/word/2010/wordml" xmlns:wpg="http://schemas.microsoft.com/office/word/2010/wordprocessingGroup" xmlns:wpi="http://schemas.microsoft.com/office/word/2010/wordprocessingInk" xmlns:wne="http://schemas.microsoft.com/office/word/2006/wordml" xmlns:wps="http://schemas.microsoft.com/office/word/2010/wordprocessingShape" mc:Ignorable="w14 wp14">
   <w:body>
     <w:p>
-      <w:pPr>
-        <w:spacing w:after="360"/>
-        <w:jc w:val="center"/>
-      </w:pPr>
       <w:r>
         <w:rPr>
           <w:b/>
@@ -15,56 +11,69 @@
         <w:t>Declaration of Competing Interests</w:t>
       </w:r>
     </w:p>
+    <w:p/>
     <w:p>
-      <w:pPr>
-        <w:spacing w:after="480"/>
-      </w:pPr>
       <w:r>
+        <w:rPr>
+          <w:rFonts w:ascii="Times New Roman" w:hAnsi="Times New Roman"/>
+          <w:sz w:val="24"/>
+        </w:rPr>
         <w:t>The authors declare that they have no known competing financial interests or personal relationships that could have appeared to influence the work reported in this paper.</w:t>
       </w:r>
     </w:p>
+    <w:p/>
     <w:p>
-      <w:pPr>
-        <w:spacing w:after="40"/>
-      </w:pPr>
       <w:r>
+        <w:rPr>
+          <w:rFonts w:ascii="Times New Roman" w:hAnsi="Times New Roman"/>
+          <w:sz w:val="24"/>
+        </w:rPr>
         <w:t>Rongwang Yin</w:t>
       </w:r>
     </w:p>
     <w:p>
-      <w:pPr>
-        <w:spacing w:after="40"/>
-      </w:pPr>
       <w:r>
+        <w:rPr>
+          <w:rFonts w:ascii="Times New Roman" w:hAnsi="Times New Roman"/>
+          <w:sz w:val="24"/>
+        </w:rPr>
         <w:t>Basic Experiment and Training Center, Hefei University</w:t>
       </w:r>
     </w:p>
     <w:p>
-      <w:pPr>
-        <w:spacing w:after="320"/>
-      </w:pPr>
       <w:r>
+        <w:rPr>
+          <w:rFonts w:ascii="Times New Roman" w:hAnsi="Times New Roman"/>
+          <w:sz w:val="24"/>
+        </w:rPr>
         <w:t>Hefei 230601, P.R. China</w:t>
       </w:r>
     </w:p>
+    <w:p/>
     <w:p>
-      <w:pPr>
-        <w:spacing w:after="40"/>
-      </w:pPr>
       <w:r>
+        <w:rPr>
+          <w:rFonts w:ascii="Times New Roman" w:hAnsi="Times New Roman"/>
+          <w:sz w:val="24"/>
+        </w:rPr>
         <w:t>Shaowei Zhang (Corresponding Author)</w:t>
       </w:r>
     </w:p>
     <w:p>
-      <w:pPr>
-        <w:spacing w:after="40"/>
-      </w:pPr>
       <w:r>
+        <w:rPr>
+          <w:rFonts w:ascii="Times New Roman" w:hAnsi="Times New Roman"/>
+          <w:sz w:val="24"/>
+        </w:rPr>
         <w:t>School of Computer Engineering, Anhui Wenda University of Information Engineering</w:t>
       </w:r>
     </w:p>
     <w:p>
       <w:r>
+        <w:rPr>
+          <w:rFonts w:ascii="Times New Roman" w:hAnsi="Times New Roman"/>
+          <w:sz w:val="24"/>
+        </w:rPr>
         <w:t>Hefei 231201, P.R. China</w:t>
       </w:r>
     </w:p>
@@ -441,9 +450,6 @@
     <w:name w:val="Normal"/>
     <w:qFormat/>
     <w:rsid w:val="00FC693F"/>
-    <w:pPr>
-      <w:spacing w:after="120"/>
-    </w:pPr>
     <w:rPr>
       <w:rFonts w:ascii="Times New Roman" w:hAnsi="Times New Roman"/>
       <w:sz w:val="24"/>
